--- a/assets/advice-tables.docx
+++ b/assets/advice-tables.docx
@@ -47,7 +47,7 @@
         <w:pStyle w:val="Date"/>
       </w:pPr>
       <w:r>
-        <w:t xml:space="preserve">17 August 2025</w:t>
+        <w:t xml:space="preserve">23 September 2025</w:t>
       </w:r>
     </w:p>
     <w:p>

--- a/assets/advice-tables.docx
+++ b/assets/advice-tables.docx
@@ -47,7 +47,7 @@
         <w:pStyle w:val="Date"/>
       </w:pPr>
       <w:r>
-        <w:t xml:space="preserve">23 September 2025</w:t>
+        <w:t xml:space="preserve">25 September 2025</w:t>
       </w:r>
     </w:p>
     <w:p>
